--- a/第六週(10-15)/自動駕駛原理_第六週_課程講義.docx
+++ b/第六週(10-15)/自動駕駛原理_第六週_課程講義.docx
@@ -5471,6 +5471,83 @@
         </w:tc>
       </w:tr>
     </w:tbl>
+    <w:tbl>
+      <w:tblPr>
+        <w:tblW w:type="dxa" w:w="9360"/>
+        <w:tblBorders>
+          <w:top w:val="single" w:color="A8B2BA" w:sz="6"/>
+          <w:left w:val="none"/>
+          <w:bottom w:val="single" w:color="A8B2BA" w:sz="6"/>
+          <w:right w:val="none"/>
+          <w:insideH w:val="none"/>
+          <w:insideV w:val="none"/>
+        </w:tblBorders>
+      </w:tblPr>
+      <w:tblGrid>
+        <w:gridCol w:w="9360"/>
+      </w:tblGrid>
+      <w:tr>
+        <w:trPr>
+          <w:cantSplit/>
+        </w:trPr>
+        <w:tc>
+          <w:tcPr>
+            <w:tcW w:type="dxa" w:w="9360"/>
+            <w:shd w:fill="F6F8F9" w:color="auto" w:val="clear"/>
+            <w:tcMar>
+              <w:top w:type="dxa" w:w="140"/>
+              <w:left w:type="dxa" w:w="200"/>
+              <w:bottom w:type="dxa" w:w="140"/>
+              <w:right w:type="dxa" w:w="180"/>
+            </w:tcMar>
+          </w:tcPr>
+          <w:p>
+            <w:pPr>
+              <w:spacing w:after="90" w:line="300"/>
+            </w:pPr>
+            <w:r>
+              <w:rPr>
+                <w:rFonts w:ascii="微軟正黑體" w:cs="微軟正黑體" w:eastAsia="微軟正黑體" w:hAnsi="微軟正黑體"/>
+                <w:b/>
+                <w:bCs/>
+                <w:color w:val="24405C"/>
+                <w:sz w:val="20"/>
+                <w:szCs w:val="20"/>
+              </w:rPr>
+              <w:t xml:space="preserve">SBAS 是什麼</w:t>
+            </w:r>
+          </w:p>
+          <w:p>
+            <w:pPr>
+              <w:spacing w:after="80" w:line="310"/>
+            </w:pPr>
+            <w:r>
+              <w:rPr>
+                <w:rFonts w:ascii="微軟正黑體" w:cs="微軟正黑體" w:eastAsia="微軟正黑體" w:hAnsi="微軟正黑體"/>
+                <w:color w:val="1B1B1B"/>
+                <w:sz w:val="20"/>
+                <w:szCs w:val="20"/>
+              </w:rPr>
+              <w:t xml:space="preserve">表上旁邊那欄 With SBAS 2.0 m。SBAS 是衛星增強系統：一國在地面設很多監測站，量出 GPS 現在差多少、算好修正，再從一顆停在赤道上空的衛星，用跟 GPS 同一個頻率廣播。接收機不用接網路、不用付錢，收得到就準一點。美國 WAAS、歐洲 EGNOS、日本 MSAS、印度 GAGAN、中國 BDSBAS 都是。</w:t>
+            </w:r>
+          </w:p>
+          <w:p>
+            <w:pPr>
+              <w:spacing w:after="0" w:line="310"/>
+            </w:pPr>
+            <w:r>
+              <w:rPr>
+                <w:rFonts w:ascii="微軟正黑體" w:cs="微軟正黑體" w:eastAsia="微軟正黑體" w:hAnsi="微軟正黑體"/>
+                <w:color w:val="1B1B1B"/>
+                <w:sz w:val="20"/>
+                <w:szCs w:val="20"/>
+              </w:rPr>
+              <w:t xml:space="preserve">可是每一套的修正是替自己國家那一區算的。台灣和越南不在任何一套的主要服務範圍裡，收得到鄰國的訊號，效果有限——像收音機的路況報導，免費、一開就有，播的卻是別的城市。所以本課判讀用沒有 SBAS 的數字。</w:t>
+            </w:r>
+          </w:p>
+        </w:tc>
+      </w:tr>
+    </w:tbl>
     <w:p>
       <w:pPr>
         <w:widowControl/>
@@ -5790,7 +5867,7 @@
                 <w:sz w:val="18"/>
                 <w:szCs w:val="18"/>
               </w:rPr>
-              <w:t xml:space="preserve">另一套衛星送來的修正（台灣、越南上空是日本那套）</w:t>
+              <w:t xml:space="preserve">衛星增強系統送來的修正；台灣、越南不在主要服務範圍，本課不算</w:t>
             </w:r>
           </w:p>
         </w:tc>
@@ -12292,6 +12369,96 @@
                 <w:szCs w:val="18"/>
               </w:rPr>
               <w:t xml:space="preserve">Định vị động thời gian thực</w:t>
+            </w:r>
+          </w:p>
+        </w:tc>
+      </w:tr>
+      <w:tr>
+        <w:trPr>
+          <w:cantSplit/>
+          <w:tblHeader w:val="false"/>
+        </w:trPr>
+        <w:tc>
+          <w:tcPr>
+            <w:tcW w:type="dxa" w:w="3200"/>
+            <w:tcMar>
+              <w:top w:type="dxa" w:w="60"/>
+              <w:left w:type="dxa" w:w="95"/>
+              <w:bottom w:type="dxa" w:w="60"/>
+              <w:right w:type="dxa" w:w="95"/>
+            </w:tcMar>
+            <w:vAlign w:val="center"/>
+          </w:tcPr>
+          <w:p>
+            <w:pPr>
+              <w:spacing w:after="0" w:line="265"/>
+            </w:pPr>
+            <w:r>
+              <w:rPr>
+                <w:rFonts w:ascii="微軟正黑體" w:cs="微軟正黑體" w:eastAsia="微軟正黑體" w:hAnsi="微軟正黑體"/>
+                <w:b w:val="false"/>
+                <w:bCs w:val="false"/>
+                <w:color w:val="1B1B1B"/>
+                <w:sz w:val="18"/>
+                <w:szCs w:val="18"/>
+              </w:rPr>
+              <w:t xml:space="preserve">SBAS (Satellite-Based Augmentation System)</w:t>
+            </w:r>
+          </w:p>
+        </w:tc>
+        <w:tc>
+          <w:tcPr>
+            <w:tcW w:type="dxa" w:w="3080"/>
+            <w:tcMar>
+              <w:top w:type="dxa" w:w="60"/>
+              <w:left w:type="dxa" w:w="95"/>
+              <w:bottom w:type="dxa" w:w="60"/>
+              <w:right w:type="dxa" w:w="95"/>
+            </w:tcMar>
+            <w:vAlign w:val="center"/>
+          </w:tcPr>
+          <w:p>
+            <w:pPr>
+              <w:spacing w:after="0" w:line="265"/>
+            </w:pPr>
+            <w:r>
+              <w:rPr>
+                <w:rFonts w:ascii="微軟正黑體" w:cs="微軟正黑體" w:eastAsia="微軟正黑體" w:hAnsi="微軟正黑體"/>
+                <w:b w:val="false"/>
+                <w:bCs w:val="false"/>
+                <w:color w:val="1B1B1B"/>
+                <w:sz w:val="18"/>
+                <w:szCs w:val="18"/>
+              </w:rPr>
+              <w:t xml:space="preserve">衛星增強系統</w:t>
+            </w:r>
+          </w:p>
+        </w:tc>
+        <w:tc>
+          <w:tcPr>
+            <w:tcW w:type="dxa" w:w="3080"/>
+            <w:tcMar>
+              <w:top w:type="dxa" w:w="60"/>
+              <w:left w:type="dxa" w:w="95"/>
+              <w:bottom w:type="dxa" w:w="60"/>
+              <w:right w:type="dxa" w:w="95"/>
+            </w:tcMar>
+            <w:vAlign w:val="center"/>
+          </w:tcPr>
+          <w:p>
+            <w:pPr>
+              <w:spacing w:after="0" w:line="265"/>
+            </w:pPr>
+            <w:r>
+              <w:rPr>
+                <w:rFonts w:ascii="微軟正黑體" w:cs="微軟正黑體" w:eastAsia="微軟正黑體" w:hAnsi="微軟正黑體"/>
+                <w:b w:val="false"/>
+                <w:bCs w:val="false"/>
+                <w:color w:val="1B1B1B"/>
+                <w:sz w:val="18"/>
+                <w:szCs w:val="18"/>
+              </w:rPr>
+              <w:t xml:space="preserve">Hệ thống tăng cường dựa trên vệ tinh</w:t>
             </w:r>
           </w:p>
         </w:tc>

--- a/第六週(10-15)/自動駕駛原理_第六週_課程講義.docx
+++ b/第六週(10-15)/自動駕駛原理_第六週_課程講義.docx
@@ -7023,6 +7023,124 @@
                 <w:szCs w:val="18"/>
               </w:rPr>
               <w:t xml:space="preserve">雜訊累積的角度誤差，隨時間開根號長</w:t>
+            </w:r>
+          </w:p>
+        </w:tc>
+      </w:tr>
+      <w:tr>
+        <w:trPr>
+          <w:cantSplit/>
+          <w:tblHeader w:val="false"/>
+        </w:trPr>
+        <w:tc>
+          <w:tcPr>
+            <w:tcW w:type="dxa" w:w="2900"/>
+            <w:tcMar>
+              <w:top w:type="dxa" w:w="60"/>
+              <w:left w:type="dxa" w:w="95"/>
+              <w:bottom w:type="dxa" w:w="60"/>
+              <w:right w:type="dxa" w:w="95"/>
+            </w:tcMar>
+            <w:vAlign w:val="center"/>
+          </w:tcPr>
+          <w:p>
+            <w:pPr>
+              <w:spacing w:after="0" w:line="265"/>
+            </w:pPr>
+            <w:r>
+              <w:rPr>
+                <w:rFonts w:ascii="微軟正黑體" w:cs="微軟正黑體" w:eastAsia="微軟正黑體" w:hAnsi="微軟正黑體"/>
+                <w:b w:val="false"/>
+                <w:bCs w:val="false"/>
+                <w:color w:val="1B1B1B"/>
+                <w:sz w:val="18"/>
+                <w:szCs w:val="18"/>
+              </w:rPr>
+              <w:t xml:space="preserve">Rate Noise Density（雜訊密度）</w:t>
+            </w:r>
+          </w:p>
+        </w:tc>
+        <w:tc>
+          <w:tcPr>
+            <w:tcW w:type="dxa" w:w="2050"/>
+            <w:tcMar>
+              <w:top w:type="dxa" w:w="60"/>
+              <w:left w:type="dxa" w:w="95"/>
+              <w:bottom w:type="dxa" w:w="60"/>
+              <w:right w:type="dxa" w:w="95"/>
+            </w:tcMar>
+            <w:vAlign w:val="center"/>
+          </w:tcPr>
+          <w:p>
+            <w:pPr>
+              <w:spacing w:after="0" w:line="265"/>
+            </w:pPr>
+            <w:r>
+              <w:rPr>
+                <w:rFonts w:ascii="微軟正黑體" w:cs="微軟正黑體" w:eastAsia="微軟正黑體" w:hAnsi="微軟正黑體"/>
+                <w:b w:val="false"/>
+                <w:bCs w:val="false"/>
+                <w:color w:val="1B1B1B"/>
+                <w:sz w:val="18"/>
+                <w:szCs w:val="18"/>
+              </w:rPr>
+              <w:t xml:space="preserve">0.015 °/s/√Hz</w:t>
+            </w:r>
+          </w:p>
+        </w:tc>
+        <w:tc>
+          <w:tcPr>
+            <w:tcW w:type="dxa" w:w="2050"/>
+            <w:tcMar>
+              <w:top w:type="dxa" w:w="60"/>
+              <w:left w:type="dxa" w:w="95"/>
+              <w:bottom w:type="dxa" w:w="60"/>
+              <w:right w:type="dxa" w:w="95"/>
+            </w:tcMar>
+            <w:vAlign w:val="center"/>
+          </w:tcPr>
+          <w:p>
+            <w:pPr>
+              <w:spacing w:after="0" w:line="265"/>
+            </w:pPr>
+            <w:r>
+              <w:rPr>
+                <w:rFonts w:ascii="微軟正黑體" w:cs="微軟正黑體" w:eastAsia="微軟正黑體" w:hAnsi="微軟正黑體"/>
+                <w:b w:val="false"/>
+                <w:bCs w:val="false"/>
+                <w:color w:val="1B1B1B"/>
+                <w:sz w:val="18"/>
+                <w:szCs w:val="18"/>
+              </w:rPr>
+              <w:t xml:space="preserve">0.008 °/s/√Hz</w:t>
+            </w:r>
+          </w:p>
+        </w:tc>
+        <w:tc>
+          <w:tcPr>
+            <w:tcW w:type="dxa" w:w="2360"/>
+            <w:tcMar>
+              <w:top w:type="dxa" w:w="60"/>
+              <w:left w:type="dxa" w:w="95"/>
+              <w:bottom w:type="dxa" w:w="60"/>
+              <w:right w:type="dxa" w:w="95"/>
+            </w:tcMar>
+            <w:vAlign w:val="center"/>
+          </w:tcPr>
+          <w:p>
+            <w:pPr>
+              <w:spacing w:after="0" w:line="265"/>
+            </w:pPr>
+            <w:r>
+              <w:rPr>
+                <w:rFonts w:ascii="微軟正黑體" w:cs="微軟正黑體" w:eastAsia="微軟正黑體" w:hAnsi="微軟正黑體"/>
+                <w:b w:val="false"/>
+                <w:bCs w:val="false"/>
+                <w:color w:val="1B1B1B"/>
+                <w:sz w:val="18"/>
+                <w:szCs w:val="18"/>
+              </w:rPr>
+              <w:t xml:space="preserve">讀數忽上忽下抖的程度；零偏可以先扣掉，雜訊扣不掉，只能平均</w:t>
             </w:r>
           </w:p>
         </w:tc>
@@ -13179,6 +13297,96 @@
                 <w:szCs w:val="18"/>
               </w:rPr>
               <w:t xml:space="preserve">Độ ổn định lệch</w:t>
+            </w:r>
+          </w:p>
+        </w:tc>
+      </w:tr>
+      <w:tr>
+        <w:trPr>
+          <w:cantSplit/>
+          <w:tblHeader w:val="false"/>
+        </w:trPr>
+        <w:tc>
+          <w:tcPr>
+            <w:tcW w:type="dxa" w:w="3200"/>
+            <w:tcMar>
+              <w:top w:type="dxa" w:w="60"/>
+              <w:left w:type="dxa" w:w="95"/>
+              <w:bottom w:type="dxa" w:w="60"/>
+              <w:right w:type="dxa" w:w="95"/>
+            </w:tcMar>
+            <w:vAlign w:val="center"/>
+          </w:tcPr>
+          <w:p>
+            <w:pPr>
+              <w:spacing w:after="0" w:line="265"/>
+            </w:pPr>
+            <w:r>
+              <w:rPr>
+                <w:rFonts w:ascii="微軟正黑體" w:cs="微軟正黑體" w:eastAsia="微軟正黑體" w:hAnsi="微軟正黑體"/>
+                <w:b w:val="false"/>
+                <w:bCs w:val="false"/>
+                <w:color w:val="1B1B1B"/>
+                <w:sz w:val="18"/>
+                <w:szCs w:val="18"/>
+              </w:rPr>
+              <w:t xml:space="preserve">Rate Noise Density</w:t>
+            </w:r>
+          </w:p>
+        </w:tc>
+        <w:tc>
+          <w:tcPr>
+            <w:tcW w:type="dxa" w:w="3080"/>
+            <w:tcMar>
+              <w:top w:type="dxa" w:w="60"/>
+              <w:left w:type="dxa" w:w="95"/>
+              <w:bottom w:type="dxa" w:w="60"/>
+              <w:right w:type="dxa" w:w="95"/>
+            </w:tcMar>
+            <w:vAlign w:val="center"/>
+          </w:tcPr>
+          <w:p>
+            <w:pPr>
+              <w:spacing w:after="0" w:line="265"/>
+            </w:pPr>
+            <w:r>
+              <w:rPr>
+                <w:rFonts w:ascii="微軟正黑體" w:cs="微軟正黑體" w:eastAsia="微軟正黑體" w:hAnsi="微軟正黑體"/>
+                <w:b w:val="false"/>
+                <w:bCs w:val="false"/>
+                <w:color w:val="1B1B1B"/>
+                <w:sz w:val="18"/>
+                <w:szCs w:val="18"/>
+              </w:rPr>
+              <w:t xml:space="preserve">雜訊密度</w:t>
+            </w:r>
+          </w:p>
+        </w:tc>
+        <w:tc>
+          <w:tcPr>
+            <w:tcW w:type="dxa" w:w="3080"/>
+            <w:tcMar>
+              <w:top w:type="dxa" w:w="60"/>
+              <w:left w:type="dxa" w:w="95"/>
+              <w:bottom w:type="dxa" w:w="60"/>
+              <w:right w:type="dxa" w:w="95"/>
+            </w:tcMar>
+            <w:vAlign w:val="center"/>
+          </w:tcPr>
+          <w:p>
+            <w:pPr>
+              <w:spacing w:after="0" w:line="265"/>
+            </w:pPr>
+            <w:r>
+              <w:rPr>
+                <w:rFonts w:ascii="微軟正黑體" w:cs="微軟正黑體" w:eastAsia="微軟正黑體" w:hAnsi="微軟正黑體"/>
+                <w:b w:val="false"/>
+                <w:bCs w:val="false"/>
+                <w:color w:val="1B1B1B"/>
+                <w:sz w:val="18"/>
+                <w:szCs w:val="18"/>
+              </w:rPr>
+              <w:t xml:space="preserve">Mật độ nhiễu</w:t>
             </w:r>
           </w:p>
         </w:tc>
